--- a/docx/212.Thiết lập loại thông báo_SRS_AI_Generated.docx
+++ b/docx/212.Thiết lập loại thông báo_SRS_AI_Generated.docx
@@ -183,7 +183,7 @@
         </w:numPr>
       </w:pPr>
       <w:r>
-        <w:t xml:space="preserve">NSD truy cập trang "Cài đặt thông báo" qua: Avatar → Cài đặt → Thông báo, hoặc từ Notification Center → link "Cài đặt thông báo".</w:t>
+        <w:t xml:space="preserve">NSD truy cập trang "Cài đặt thông báo" qua: ảnh đại diện → Cài đặt → Thông báo, hoặc từ Notification Center → liên kết "Cài đặt thông báo".</w:t>
       </w:r>
     </w:p>
     <w:p>
@@ -258,7 +258,7 @@
     </w:p>
     <w:p>
       <w:r>
-        <w:t xml:space="preserve">Trang Cài đặt thông báo – Section Loại thông báo (Notification Types Settings)</w:t>
+        <w:t xml:space="preserve">Trang Cài đặt thông báo – phần Loại thông báo (Notification Types Settings)</w:t>
       </w:r>
     </w:p>
     <w:p>
@@ -524,7 +524,7 @@
                 <w:sz w:val="18"/>
                 <w:szCs w:val="18"/>
               </w:rPr>
-              <w:t xml:space="preserve">Tiêu đề section hiển thị nổi bật đầu khu vực, phụ đề "Chọn các loại thông báo bạn muốn nhận".</w:t>
+              <w:t xml:space="preserve">Tiêu đề phần hiển thị nổi bật đầu khu vực, phụ đề "Chọn các loại thông báo bạn muốn nhận".</w:t>
             </w:r>
           </w:p>
         </w:tc>
@@ -1889,7 +1889,7 @@
                 <w:sz w:val="18"/>
                 <w:szCs w:val="18"/>
               </w:rPr>
-              <w:t xml:space="preserve">Lưu toàn bộ cấu hình loại thông báo của NSD vào hệ thống. Hiển thị ở cuối section hoặc cố định (sticky) ở cuối trang cài đặt.</w:t>
+              <w:t xml:space="preserve">Lưu toàn bộ cấu hình loại thông báo của NSD vào hệ thống. Hiển thị ở cuối phần hoặc cố định (sticky) ở cuối trang cài đặt.</w:t>
             </w:r>
           </w:p>
         </w:tc>
@@ -1994,7 +1994,7 @@
                 <w:sz w:val="18"/>
                 <w:szCs w:val="18"/>
               </w:rPr>
-              <w:t xml:space="preserve">Reset toàn bộ cài đặt loại thông báo về giá trị mặc định hệ thống. Hiển thị modal xác nhận trước khi thực hiện.</w:t>
+              <w:t xml:space="preserve">Reset toàn bộ cài đặt loại thông báo về giá trị mặc định hệ thống. Hiển thị hộp thoại xác nhận trước khi thực hiện.</w:t>
             </w:r>
           </w:p>
         </w:tc>
@@ -2099,7 +2099,7 @@
                 <w:sz w:val="18"/>
                 <w:szCs w:val="18"/>
               </w:rPr>
-              <w:t xml:space="preserve">Sau khi lưu thành công: hiển thị toast "Đã lưu cài đặt thông báo". Nếu lỗi: "Lưu thất bại. Vui lòng thử lại."</w:t>
+              <w:t xml:space="preserve">Sau khi lưu thành công: hiển thị thông báo nhỏ "Đã lưu cài đặt thông báo". Nếu lỗi: "Lưu thất bại. Vui lòng thử lại."</w:t>
             </w:r>
           </w:p>
         </w:tc>
@@ -2328,7 +2328,7 @@
                 <w:sz w:val="18"/>
                 <w:szCs w:val="18"/>
               </w:rPr>
-              <w:t xml:space="preserve">Khi NSD mở section "Loại thông báo", hệ thống tải danh sách tất cả các loại thông báo kèm trạng thái hiện tại (bật/tắt) từ API. Mỗi hàng gồm: icon nhận diện loại, tên loại thông báo, mô tả ngắn (1 dòng), toggle switch trạng thái, và hàng kênh nhận phụ (expandable). Trường hợp 1: Tải thành công, hiển thị đầy đủ danh sách. Trường hợp 2: Lỗi API, hiển thị thông báo "Không thể tải cài đặt. Vui lòng làm mới trang."</w:t>
+              <w:t xml:space="preserve">Khi NSD mở phần "Loại thông báo", hệ thống tải danh sách tất cả các loại thông báo kèm trạng thái hiện tại (bật/tắt) từ API. Mỗi hàng gồm: biểu tượng nhận diện loại, tên loại thông báo, mô tả ngắn (1 dòng), toggle switch trạng thái, và hàng kênh nhận phụ (expandable). Trường hợp 1: Tải thành công, hiển thị đầy đủ danh sách. Trường hợp 2: Lỗi API, hiển thị thông báo "Không thể tải cài đặt. Vui lòng làm mới trang."</w:t>
             </w:r>
           </w:p>
         </w:tc>
@@ -2498,7 +2498,7 @@
                 <w:sz w:val="18"/>
                 <w:szCs w:val="18"/>
               </w:rPr>
-              <w:t xml:space="preserve">Sau khi bật toggle một loại, NSD bấm vào các chip kênh để bật/tắt từng kênh: In-app (icon chuông), Email (icon phong bì), Push (icon điện thoại). Chip được chọn hiển thị màu accent, chip chưa chọn hiển thị màu xám. Điều kiện: kênh Email/Push chỉ khả dụng nếu NSD đã bật kênh tương ứng trong UC214. Nếu kênh chưa bật ở UC214, chip hiển thị disabled và tooltip "Bật kênh này trong phần Kênh nhận".</w:t>
+              <w:t xml:space="preserve">Sau khi bật toggle một loại, NSD bấm vào các chip kênh để bật/tắt từng kênh: In-app (biểu tượng chuông), Email (biểu tượng phong bì), Push (biểu tượng điện thoại). Chip được chọn hiển thị màu accent, chip chưa chọn hiển thị màu xám. Điều kiện: kênh Email/Push chỉ khả dụng nếu NSD đã bật kênh tương ứng trong UC214. Nếu kênh chưa bật ở UC214, chip hiển thị disabled và tooltip "Bật kênh này trong phần Kênh nhận".</w:t>
             </w:r>
           </w:p>
         </w:tc>
@@ -2583,7 +2583,7 @@
                 <w:sz w:val="18"/>
                 <w:szCs w:val="18"/>
               </w:rPr>
-              <w:t xml:space="preserve">NSD bấm "Lưu thay đổi": hệ thống gửi toàn bộ cấu hình loại thông báo lên API (PATCH /users/me/notification-settings). Trường hợp 1: Lưu thành công, hiển thị toast xanh "Đã lưu cài đặt thông báo". Trường hợp 2: Lỗi mạng/server, hiển thị toast đỏ "Lưu thất bại. Vui lòng thử lại." và giữ nguyên trạng thái UI. Nút "Lưu thay đổi" hiển thị trạng thái loading (spinner) trong quá trình gọi API.</w:t>
+              <w:t xml:space="preserve">NSD bấm "Lưu thay đổi": hệ thống gửi toàn bộ cấu hình loại thông báo lên API (PATCH /users/me/notification-settings). Trường hợp 1: Lưu thành công, hiển thị thông báo nhỏ xanh "Đã lưu cài đặt thông báo". Trường hợp 2: Lỗi mạng/server, hiển thị thông báo nhỏ đỏ "Lưu thất bại. Vui lòng thử lại." và giữ nguyên trạng thái UI. Nút "Lưu thay đổi" hiển thị trạng thái loading (spinner) trong quá trình gọi API.</w:t>
             </w:r>
           </w:p>
         </w:tc>
@@ -2668,7 +2668,7 @@
                 <w:sz w:val="18"/>
                 <w:szCs w:val="18"/>
               </w:rPr>
-              <w:t xml:space="preserve">NSD bấm "Đặt lại mặc định": hiển thị modal xác nhận "Bạn có chắc muốn đặt lại tất cả cài đặt loại thông báo về mặc định không? Thao tác này không thể hoàn tác." Hai nút: "Xác nhận" (đặt lại và lưu ngay) và "Hủy". Sau khi xác nhận, UI cập nhật về trạng thái mặc định và hiển thị toast xanh "Đã đặt lại về mặc định".</w:t>
+              <w:t xml:space="preserve">NSD bấm "Đặt lại mặc định": hiển thị hộp thoại xác nhận "Bạn có chắc muốn đặt lại tất cả cài đặt loại thông báo về mặc định không? Thao tác này không thể hoàn tác." Hai nút: "Xác nhận" (đặt lại và lưu ngay) và "Hủy". Sau khi xác nhận, UI cập nhật về trạng thái mặc định và hiển thị thông báo nhỏ xanh "Đã đặt lại về mặc định".</w:t>
             </w:r>
           </w:p>
         </w:tc>
@@ -2727,7 +2727,7 @@
     </w:p>
     <w:p>
       <w:r>
-        <w:t xml:space="preserve">Modal xác nhận Đặt lại cài đặt loại thông báo về mặc định</w:t>
+        <w:t xml:space="preserve">hộp thoại xác nhận Đặt lại cài đặt loại thông báo về mặc định</w:t>
       </w:r>
     </w:p>
     <w:p>
@@ -2993,7 +2993,7 @@
                 <w:sz w:val="18"/>
                 <w:szCs w:val="18"/>
               </w:rPr>
-              <w:t xml:space="preserve">Tiêu đề hiển thị nổi bật trong modal.</w:t>
+              <w:t xml:space="preserve">Tiêu đề hiển thị nổi bật trong hộp thoại.</w:t>
             </w:r>
           </w:p>
         </w:tc>
@@ -3098,7 +3098,7 @@
                 <w:sz w:val="18"/>
                 <w:szCs w:val="18"/>
               </w:rPr>
-              <w:t xml:space="preserve">"Toàn bộ cài đặt loại thông báo sẽ được đặt lại về mặc định hệ thống. Thao tác này không thể hoàn tác." Hiển thị kèm icon cảnh báo màu vàng.</w:t>
+              <w:t xml:space="preserve">"Toàn bộ cài đặt loại thông báo sẽ được đặt lại về mặc định hệ thống. Thao tác này không thể hoàn tác." Hiển thị kèm biểu tượng cảnh báo màu vàng.</w:t>
             </w:r>
           </w:p>
         </w:tc>
@@ -3308,7 +3308,7 @@
                 <w:sz w:val="18"/>
                 <w:szCs w:val="18"/>
               </w:rPr>
-              <w:t xml:space="preserve">Đóng modal, không thay đổi gì.</w:t>
+              <w:t xml:space="preserve">Đóng hộp thoại, không thay đổi gì.</w:t>
             </w:r>
           </w:p>
         </w:tc>
@@ -3537,7 +3537,7 @@
                 <w:sz w:val="18"/>
                 <w:szCs w:val="18"/>
               </w:rPr>
-              <w:t xml:space="preserve">NSD bấm "Xác nhận": hệ thống gọi API reset cấu hình (POST /users/me/notification-settings/reset). Hiển thị spinner trên nút trong lúc chờ. Thành công: đóng modal, cập nhật UI, toast "Đã đặt lại về mặc định". Lỗi: đóng modal, toast đỏ "Không thể đặt lại. Vui lòng thử lại."</w:t>
+              <w:t xml:space="preserve">NSD bấm "Xác nhận": hệ thống gọi API reset cấu hình (POST /users/me/notification-settings/reset). Hiển thị spinner trên nút trong lúc chờ. Thành công: đóng hộp thoại, cập nhật UI, thông báo nhỏ "Đã đặt lại về mặc định". Lỗi: đóng hộp thoại, thông báo nhỏ đỏ "Không thể đặt lại. Vui lòng thử lại."</w:t>
             </w:r>
           </w:p>
         </w:tc>
@@ -3622,7 +3622,7 @@
                 <w:sz w:val="18"/>
                 <w:szCs w:val="18"/>
               </w:rPr>
-              <w:t xml:space="preserve">Đóng modal, giữ nguyên toàn bộ cài đặt hiện tại.</w:t>
+              <w:t xml:space="preserve">Đóng hộp thoại, giữ nguyên toàn bộ cài đặt hiện tại.</w:t>
             </w:r>
           </w:p>
         </w:tc>
